--- a/测试说明书_A3_LearnLab.docx
+++ b/测试说明书_A3_LearnLab.docx
@@ -163,25 +163,7 @@
           <w:i w:val="0"/>
           <w:sz w:val="21"/>
         </w:rPr>
-        <w:t>[测试概述](#1-测试概述)</w:t>
-      </w:r>
-      <w:r>
-        <w:rPr>
-          <w:rFonts w:ascii="微软雅黑" w:hAnsi="微软雅黑" w:eastAsia="微软雅黑"/>
-          <w:b w:val="0"/>
-          <w:i w:val="0"/>
-          <w:sz w:val="21"/>
-        </w:rPr>
-        <w:t>测试概述</w:t>
-      </w:r>
-      <w:r>
-        <w:rPr>
-          <w:rFonts w:ascii="微软雅黑" w:hAnsi="微软雅黑" w:eastAsia="微软雅黑"/>
-          <w:b w:val="0"/>
-          <w:i w:val="0"/>
-          <w:sz w:val="21"/>
-        </w:rPr>
-        <w:t>#1-测试概述</w:t>
+        <w:t>[测试概述](#1-测试概述)测试概述#1-测试概述</w:t>
       </w:r>
     </w:p>
     <w:p>
@@ -196,25 +178,7 @@
           <w:i w:val="0"/>
           <w:sz w:val="21"/>
         </w:rPr>
-        <w:t>[测试环境](#2-测试环境)</w:t>
-      </w:r>
-      <w:r>
-        <w:rPr>
-          <w:rFonts w:ascii="微软雅黑" w:hAnsi="微软雅黑" w:eastAsia="微软雅黑"/>
-          <w:b w:val="0"/>
-          <w:i w:val="0"/>
-          <w:sz w:val="21"/>
-        </w:rPr>
-        <w:t>测试环境</w:t>
-      </w:r>
-      <w:r>
-        <w:rPr>
-          <w:rFonts w:ascii="微软雅黑" w:hAnsi="微软雅黑" w:eastAsia="微软雅黑"/>
-          <w:b w:val="0"/>
-          <w:i w:val="0"/>
-          <w:sz w:val="21"/>
-        </w:rPr>
-        <w:t>#2-测试环境</w:t>
+        <w:t>[测试环境](#2-测试环境)测试环境#2-测试环境</w:t>
       </w:r>
     </w:p>
     <w:p>
@@ -229,25 +193,7 @@
           <w:i w:val="0"/>
           <w:sz w:val="21"/>
         </w:rPr>
-        <w:t>[测试策略](#3-测试策略)</w:t>
-      </w:r>
-      <w:r>
-        <w:rPr>
-          <w:rFonts w:ascii="微软雅黑" w:hAnsi="微软雅黑" w:eastAsia="微软雅黑"/>
-          <w:b w:val="0"/>
-          <w:i w:val="0"/>
-          <w:sz w:val="21"/>
-        </w:rPr>
-        <w:t>测试策略</w:t>
-      </w:r>
-      <w:r>
-        <w:rPr>
-          <w:rFonts w:ascii="微软雅黑" w:hAnsi="微软雅黑" w:eastAsia="微软雅黑"/>
-          <w:b w:val="0"/>
-          <w:i w:val="0"/>
-          <w:sz w:val="21"/>
-        </w:rPr>
-        <w:t>#3-测试策略</w:t>
+        <w:t>[测试策略](#3-测试策略)测试策略#3-测试策略</w:t>
       </w:r>
     </w:p>
     <w:p>
@@ -262,25 +208,7 @@
           <w:i w:val="0"/>
           <w:sz w:val="21"/>
         </w:rPr>
-        <w:t>[单元测试](#4-单元测试)</w:t>
-      </w:r>
-      <w:r>
-        <w:rPr>
-          <w:rFonts w:ascii="微软雅黑" w:hAnsi="微软雅黑" w:eastAsia="微软雅黑"/>
-          <w:b w:val="0"/>
-          <w:i w:val="0"/>
-          <w:sz w:val="21"/>
-        </w:rPr>
-        <w:t>单元测试</w:t>
-      </w:r>
-      <w:r>
-        <w:rPr>
-          <w:rFonts w:ascii="微软雅黑" w:hAnsi="微软雅黑" w:eastAsia="微软雅黑"/>
-          <w:b w:val="0"/>
-          <w:i w:val="0"/>
-          <w:sz w:val="21"/>
-        </w:rPr>
-        <w:t>#4-单元测试</w:t>
+        <w:t>[单元测试](#4-单元测试)单元测试#4-单元测试</w:t>
       </w:r>
     </w:p>
     <w:p>
@@ -295,25 +223,7 @@
           <w:i w:val="0"/>
           <w:sz w:val="21"/>
         </w:rPr>
-        <w:t>[集成测试](#5-集成测试)</w:t>
-      </w:r>
-      <w:r>
-        <w:rPr>
-          <w:rFonts w:ascii="微软雅黑" w:hAnsi="微软雅黑" w:eastAsia="微软雅黑"/>
-          <w:b w:val="0"/>
-          <w:i w:val="0"/>
-          <w:sz w:val="21"/>
-        </w:rPr>
-        <w:t>集成测试</w:t>
-      </w:r>
-      <w:r>
-        <w:rPr>
-          <w:rFonts w:ascii="微软雅黑" w:hAnsi="微软雅黑" w:eastAsia="微软雅黑"/>
-          <w:b w:val="0"/>
-          <w:i w:val="0"/>
-          <w:sz w:val="21"/>
-        </w:rPr>
-        <w:t>#5-集成测试</w:t>
+        <w:t>[集成测试](#5-集成测试)集成测试#5-集成测试</w:t>
       </w:r>
     </w:p>
     <w:p>
@@ -328,25 +238,7 @@
           <w:i w:val="0"/>
           <w:sz w:val="21"/>
         </w:rPr>
-        <w:t>[E2E测试](#6-e2e测试)</w:t>
-      </w:r>
-      <w:r>
-        <w:rPr>
-          <w:rFonts w:ascii="微软雅黑" w:hAnsi="微软雅黑" w:eastAsia="微软雅黑"/>
-          <w:b w:val="0"/>
-          <w:i w:val="0"/>
-          <w:sz w:val="21"/>
-        </w:rPr>
-        <w:t>E2E测试</w:t>
-      </w:r>
-      <w:r>
-        <w:rPr>
-          <w:rFonts w:ascii="微软雅黑" w:hAnsi="微软雅黑" w:eastAsia="微软雅黑"/>
-          <w:b w:val="0"/>
-          <w:i w:val="0"/>
-          <w:sz w:val="21"/>
-        </w:rPr>
-        <w:t>#6-e2e测试</w:t>
+        <w:t>[E2E测试](#6-e2e测试)E2E测试#6-e2e测试</w:t>
       </w:r>
     </w:p>
     <w:p>
@@ -361,25 +253,7 @@
           <w:i w:val="0"/>
           <w:sz w:val="21"/>
         </w:rPr>
-        <w:t>[性能测试](#7-性能测试)</w:t>
-      </w:r>
-      <w:r>
-        <w:rPr>
-          <w:rFonts w:ascii="微软雅黑" w:hAnsi="微软雅黑" w:eastAsia="微软雅黑"/>
-          <w:b w:val="0"/>
-          <w:i w:val="0"/>
-          <w:sz w:val="21"/>
-        </w:rPr>
-        <w:t>性能测试</w:t>
-      </w:r>
-      <w:r>
-        <w:rPr>
-          <w:rFonts w:ascii="微软雅黑" w:hAnsi="微软雅黑" w:eastAsia="微软雅黑"/>
-          <w:b w:val="0"/>
-          <w:i w:val="0"/>
-          <w:sz w:val="21"/>
-        </w:rPr>
-        <w:t>#7-性能测试</w:t>
+        <w:t>[性能测试](#7-性能测试)性能测试#7-性能测试</w:t>
       </w:r>
     </w:p>
     <w:p>
@@ -394,25 +268,7 @@
           <w:i w:val="0"/>
           <w:sz w:val="21"/>
         </w:rPr>
-        <w:t>[安全测试](#8-安全测试)</w:t>
-      </w:r>
-      <w:r>
-        <w:rPr>
-          <w:rFonts w:ascii="微软雅黑" w:hAnsi="微软雅黑" w:eastAsia="微软雅黑"/>
-          <w:b w:val="0"/>
-          <w:i w:val="0"/>
-          <w:sz w:val="21"/>
-        </w:rPr>
-        <w:t>安全测试</w:t>
-      </w:r>
-      <w:r>
-        <w:rPr>
-          <w:rFonts w:ascii="微软雅黑" w:hAnsi="微软雅黑" w:eastAsia="微软雅黑"/>
-          <w:b w:val="0"/>
-          <w:i w:val="0"/>
-          <w:sz w:val="21"/>
-        </w:rPr>
-        <w:t>#8-安全测试</w:t>
+        <w:t>[安全测试](#8-安全测试)安全测试#8-安全测试</w:t>
       </w:r>
     </w:p>
     <w:p>
@@ -427,25 +283,7 @@
           <w:i w:val="0"/>
           <w:sz w:val="21"/>
         </w:rPr>
-        <w:t>[兼容性测试](#9-兼容性测试)</w:t>
-      </w:r>
-      <w:r>
-        <w:rPr>
-          <w:rFonts w:ascii="微软雅黑" w:hAnsi="微软雅黑" w:eastAsia="微软雅黑"/>
-          <w:b w:val="0"/>
-          <w:i w:val="0"/>
-          <w:sz w:val="21"/>
-        </w:rPr>
-        <w:t>兼容性测试</w:t>
-      </w:r>
-      <w:r>
-        <w:rPr>
-          <w:rFonts w:ascii="微软雅黑" w:hAnsi="微软雅黑" w:eastAsia="微软雅黑"/>
-          <w:b w:val="0"/>
-          <w:i w:val="0"/>
-          <w:sz w:val="21"/>
-        </w:rPr>
-        <w:t>#9-兼容性测试</w:t>
+        <w:t>[兼容性测试](#9-兼容性测试)兼容性测试#9-兼容性测试</w:t>
       </w:r>
     </w:p>
     <w:p>
@@ -460,25 +298,7 @@
           <w:i w:val="0"/>
           <w:sz w:val="21"/>
         </w:rPr>
-        <w:t>[测试结果汇总](#10-测试结果汇总)</w:t>
-      </w:r>
-      <w:r>
-        <w:rPr>
-          <w:rFonts w:ascii="微软雅黑" w:hAnsi="微软雅黑" w:eastAsia="微软雅黑"/>
-          <w:b w:val="0"/>
-          <w:i w:val="0"/>
-          <w:sz w:val="21"/>
-        </w:rPr>
-        <w:t>测试结果汇总</w:t>
-      </w:r>
-      <w:r>
-        <w:rPr>
-          <w:rFonts w:ascii="微软雅黑" w:hAnsi="微软雅黑" w:eastAsia="微软雅黑"/>
-          <w:b w:val="0"/>
-          <w:i w:val="0"/>
-          <w:sz w:val="21"/>
-        </w:rPr>
-        <w:t>#10-测试结果汇总</w:t>
+        <w:t>[测试结果汇总](#10-测试结果汇总)测试结果汇总#10-测试结果汇总</w:t>
       </w:r>
     </w:p>
     <w:p>
@@ -493,25 +313,7 @@
           <w:i w:val="0"/>
           <w:sz w:val="21"/>
         </w:rPr>
-        <w:t>[缺陷记录](#11-缺陷记录)</w:t>
-      </w:r>
-      <w:r>
-        <w:rPr>
-          <w:rFonts w:ascii="微软雅黑" w:hAnsi="微软雅黑" w:eastAsia="微软雅黑"/>
-          <w:b w:val="0"/>
-          <w:i w:val="0"/>
-          <w:sz w:val="21"/>
-        </w:rPr>
-        <w:t>缺陷记录</w:t>
-      </w:r>
-      <w:r>
-        <w:rPr>
-          <w:rFonts w:ascii="微软雅黑" w:hAnsi="微软雅黑" w:eastAsia="微软雅黑"/>
-          <w:b w:val="0"/>
-          <w:i w:val="0"/>
-          <w:sz w:val="21"/>
-        </w:rPr>
-        <w:t>#11-缺陷记录</w:t>
+        <w:t>[缺陷记录](#11-缺陷记录)缺陷记录#11-缺陷记录</w:t>
       </w:r>
     </w:p>
     <w:p>
@@ -526,25 +328,7 @@
           <w:i w:val="0"/>
           <w:sz w:val="21"/>
         </w:rPr>
-        <w:t>[附录：测试用例清单](#12-附录测试用例清单)</w:t>
-      </w:r>
-      <w:r>
-        <w:rPr>
-          <w:rFonts w:ascii="微软雅黑" w:hAnsi="微软雅黑" w:eastAsia="微软雅黑"/>
-          <w:b w:val="0"/>
-          <w:i w:val="0"/>
-          <w:sz w:val="21"/>
-        </w:rPr>
-        <w:t>附录：测试用例清单</w:t>
-      </w:r>
-      <w:r>
-        <w:rPr>
-          <w:rFonts w:ascii="微软雅黑" w:hAnsi="微软雅黑" w:eastAsia="微软雅黑"/>
-          <w:b w:val="0"/>
-          <w:i w:val="0"/>
-          <w:sz w:val="21"/>
-        </w:rPr>
-        <w:t>#12-附录测试用例清单</w:t>
+        <w:t>[附录：测试用例清单](#12-附录测试用例清单)附录：测试用例清单#12-附录测试用例清单</w:t>
       </w:r>
     </w:p>
     <w:p>
@@ -3129,34 +2913,7 @@
           <w:i w:val="0"/>
           <w:sz w:val="21"/>
         </w:rPr>
-        <w:t>Playwright测试配置 (</w:t>
-      </w:r>
-      <w:r>
-        <w:rPr>
-          <w:rFonts w:ascii="微软雅黑" w:hAnsi="微软雅黑" w:eastAsia="微软雅黑"/>
-          <w:b w:val="0"/>
-          <w:i w:val="0"/>
-          <w:sz w:val="21"/>
-        </w:rPr>
-        <w:t>`playwright.config.ts`</w:t>
-      </w:r>
-      <w:r>
-        <w:rPr>
-          <w:rFonts w:ascii="微软雅黑" w:hAnsi="微软雅黑" w:eastAsia="微软雅黑"/>
-          <w:b w:val="0"/>
-          <w:i w:val="0"/>
-          <w:sz w:val="21"/>
-        </w:rPr>
-        <w:t>playwright.config.ts</w:t>
-      </w:r>
-      <w:r>
-        <w:rPr>
-          <w:rFonts w:ascii="微软雅黑" w:hAnsi="微软雅黑" w:eastAsia="微软雅黑"/>
-          <w:b w:val="0"/>
-          <w:i w:val="0"/>
-          <w:sz w:val="21"/>
-        </w:rPr>
-        <w:t>)：</w:t>
+        <w:t>Playwright测试配置 (`playwright.config.ts`playwright.config.ts)：</w:t>
       </w:r>
     </w:p>
     <w:tbl>
@@ -6466,7 +6223,7 @@
           <w:color w:val="3A6EA5"/>
           <w:sz w:val="26"/>
         </w:rPr>
-        <w:t>5.1 API集成测试（21个用例）</w:t>
+        <w:t>5.1 API集成测试（含算法增强接口）</w:t>
       </w:r>
     </w:p>
     <w:p>
@@ -6477,25 +6234,7 @@
           <w:i w:val="0"/>
           <w:sz w:val="21"/>
         </w:rPr>
-        <w:t>测试文件：</w:t>
-      </w:r>
-      <w:r>
-        <w:rPr>
-          <w:rFonts w:ascii="微软雅黑" w:hAnsi="微软雅黑" w:eastAsia="微软雅黑"/>
-          <w:b w:val="0"/>
-          <w:i w:val="0"/>
-          <w:sz w:val="21"/>
-        </w:rPr>
-        <w:t>`frontend/e2e/api.spec.ts`</w:t>
-      </w:r>
-      <w:r>
-        <w:rPr>
-          <w:rFonts w:ascii="微软雅黑" w:hAnsi="微软雅黑" w:eastAsia="微软雅黑"/>
-          <w:b w:val="0"/>
-          <w:i w:val="0"/>
-          <w:sz w:val="21"/>
-        </w:rPr>
-        <w:t>frontend/e2e/api.spec.ts</w:t>
+        <w:t>测试文件：`frontend/e2e/api.spec.ts`frontend/e2e/api.spec.ts</w:t>
       </w:r>
     </w:p>
     <w:p>
@@ -11388,25 +11127,7 @@
           <w:i w:val="0"/>
           <w:sz w:val="21"/>
         </w:rPr>
-        <w:t>测试文件：</w:t>
-      </w:r>
-      <w:r>
-        <w:rPr>
-          <w:rFonts w:ascii="微软雅黑" w:hAnsi="微软雅黑" w:eastAsia="微软雅黑"/>
-          <w:b w:val="0"/>
-          <w:i w:val="0"/>
-          <w:sz w:val="21"/>
-        </w:rPr>
-        <w:t>`frontend/e2e/frontend.spec.ts`</w:t>
-      </w:r>
-      <w:r>
-        <w:rPr>
-          <w:rFonts w:ascii="微软雅黑" w:hAnsi="微软雅黑" w:eastAsia="微软雅黑"/>
-          <w:b w:val="0"/>
-          <w:i w:val="0"/>
-          <w:sz w:val="21"/>
-        </w:rPr>
-        <w:t>frontend/e2e/frontend.spec.ts</w:t>
+        <w:t>测试文件：`frontend/e2e/frontend.spec.ts`frontend/e2e/frontend.spec.ts</w:t>
       </w:r>
     </w:p>
     <w:p>
@@ -12698,25 +12419,7 @@
           <w:i w:val="0"/>
           <w:sz w:val="21"/>
         </w:rPr>
-        <w:t>测试文件：</w:t>
-      </w:r>
-      <w:r>
-        <w:rPr>
-          <w:rFonts w:ascii="微软雅黑" w:hAnsi="微软雅黑" w:eastAsia="微软雅黑"/>
-          <w:b w:val="0"/>
-          <w:i w:val="0"/>
-          <w:sz w:val="21"/>
-        </w:rPr>
-        <w:t>`frontend/e2e/knowledge-base.spec.ts`</w:t>
-      </w:r>
-      <w:r>
-        <w:rPr>
-          <w:rFonts w:ascii="微软雅黑" w:hAnsi="微软雅黑" w:eastAsia="微软雅黑"/>
-          <w:b w:val="0"/>
-          <w:i w:val="0"/>
-          <w:sz w:val="21"/>
-        </w:rPr>
-        <w:t>frontend/e2e/knowledge-base.spec.ts</w:t>
+        <w:t>测试文件：`frontend/e2e/knowledge-base.spec.ts`frontend/e2e/knowledge-base.spec.ts</w:t>
       </w:r>
     </w:p>
     <w:p>
@@ -13712,25 +13415,7 @@
           <w:i w:val="0"/>
           <w:sz w:val="21"/>
         </w:rPr>
-        <w:t>测试文件：</w:t>
-      </w:r>
-      <w:r>
-        <w:rPr>
-          <w:rFonts w:ascii="微软雅黑" w:hAnsi="微软雅黑" w:eastAsia="微软雅黑"/>
-          <w:b w:val="0"/>
-          <w:i w:val="0"/>
-          <w:sz w:val="21"/>
-        </w:rPr>
-        <w:t>`frontend/e2e/markdown-render.spec.ts`</w:t>
-      </w:r>
-      <w:r>
-        <w:rPr>
-          <w:rFonts w:ascii="微软雅黑" w:hAnsi="微软雅黑" w:eastAsia="微软雅黑"/>
-          <w:b w:val="0"/>
-          <w:i w:val="0"/>
-          <w:sz w:val="21"/>
-        </w:rPr>
-        <w:t>frontend/e2e/markdown-render.spec.ts</w:t>
+        <w:t>测试文件：`frontend/e2e/markdown-render.spec.ts`frontend/e2e/markdown-render.spec.ts</w:t>
       </w:r>
     </w:p>
     <w:tbl>
@@ -23483,6 +23168,87 @@
           <w:sz w:val="20"/>
         </w:rPr>
         <w:t>：LearnLab — 第十五届中国软件杯A3赛题</w:t>
+      </w:r>
+    </w:p>
+    <w:p>
+      <w:pPr>
+        <w:pStyle w:val="Heading3"/>
+        <w:spacing w:before="160" w:after="60"/>
+      </w:pPr>
+      <w:r>
+        <w:rPr>
+          <w:rFonts w:ascii="微软雅黑" w:hAnsi="微软雅黑" w:eastAsia="微软雅黑"/>
+          <w:b/>
+          <w:color w:val="3A6EA5"/>
+          <w:sz w:val="26"/>
+        </w:rPr>
+        <w:t>4.1.5 新增教育算法引擎</w:t>
+      </w:r>
+    </w:p>
+    <w:p>
+      <w:r>
+        <w:rPr>
+          <w:rFonts w:ascii="微软雅黑" w:hAnsi="微软雅黑" w:eastAsia="微软雅黑"/>
+          <w:sz w:val="21"/>
+        </w:rPr>
+        <w:t>新增算法单元测试覆盖完整BKT、GKT、IRT、NCD、FSRS和Thompson Sampling MAB。BKT检查EM参数与AUC、掌握度范围和数据不足；GKT检查依赖图构建、归一化传播和掌握度范围；IRT检查1PL/2PL能力、难度、区分度及数据不足；NCD检查numpy训练、非负单调权重和概率范围；FSRS检查四类复习评分、下次复习时间、可提取性及序列化往返；MAB检查冷启动选题、排除候选、奖励更新和统计输出。</w:t>
+      </w:r>
+    </w:p>
+    <w:p>
+      <w:r>
+        <w:rPr>
+          <w:rFonts w:ascii="微软雅黑" w:hAnsi="微软雅黑" w:eastAsia="微软雅黑"/>
+          <w:sz w:val="21"/>
+        </w:rPr>
+        <w:t>算法验证脚本：backend/scripts/verify_ai_algorithms.py，覆盖BKT、IRT、FSRS、MAB、ADPP+BKT和效果评估+FSRS，共23项断言。API异常测试需覆盖未认证401、模型未拟合409、未知学生404、非法FSRS评分422，以及数据不足返回业务层error。</w:t>
+      </w:r>
+    </w:p>
+    <w:p>
+      <w:pPr>
+        <w:pStyle w:val="Heading3"/>
+        <w:spacing w:before="160" w:after="60"/>
+      </w:pPr>
+      <w:r>
+        <w:rPr>
+          <w:rFonts w:ascii="微软雅黑" w:hAnsi="微软雅黑" w:eastAsia="微软雅黑"/>
+          <w:b/>
+          <w:color w:val="3A6EA5"/>
+          <w:sz w:val="26"/>
+        </w:rPr>
+        <w:t>5.4 算法增强API集成测试</w:t>
+      </w:r>
+    </w:p>
+    <w:p>
+      <w:r>
+        <w:rPr>
+          <w:rFonts w:ascii="微软雅黑" w:hAnsi="微软雅黑" w:eastAsia="微软雅黑"/>
+          <w:sz w:val="21"/>
+        </w:rPr>
+        <w:t>测试链路包括：POST /api/v1/algorithms/bkt/fit后查询bkt/mastery和gkt/mastery；POST /algorithms/irt/fit后查询irt/ability和irt/difficulty；POST /algorithms/ncd/fit后查询ncd/ability；memory/review更新FSRS卡片并验证memory_cards持久化与due队列；bandit/select和bandit/update验证用户级探索、奖励反馈与统计。算法状态通过GET /algorithms/status核对。</w:t>
+      </w:r>
+    </w:p>
+    <w:p>
+      <w:pPr>
+        <w:pStyle w:val="Heading3"/>
+        <w:spacing w:before="160" w:after="60"/>
+      </w:pPr>
+      <w:r>
+        <w:rPr>
+          <w:rFonts w:ascii="微软雅黑" w:hAnsi="微软雅黑" w:eastAsia="微软雅黑"/>
+          <w:b/>
+          <w:color w:val="3A6EA5"/>
+          <w:sz w:val="26"/>
+        </w:rPr>
+        <w:t>10.1 算法验证结果口径</w:t>
+      </w:r>
+    </w:p>
+    <w:p>
+      <w:r>
+        <w:rPr>
+          <w:rFonts w:ascii="微软雅黑" w:hAnsi="微软雅黑" w:eastAsia="微软雅黑"/>
+          <w:sz w:val="21"/>
+        </w:rPr>
+        <w:t>verify_ai_algorithms.py为算法引擎专项验证，不等同于全部API或E2E测试。verify_aic_features.py用于AIC功能回归，verify_all_routes.py用于路由冒烟，verify_dataflow.py用于学习数据流验证。测试结果应以实际运行输出为准，并注明虚拟环境、数据库和LLM mock/真实调用条件。</w:t>
       </w:r>
     </w:p>
     <w:sectPr>
